--- a/Documents/LAB/PacketTracer_Files/Tracer.docx
+++ b/Documents/LAB/PacketTracer_Files/Tracer.docx
@@ -147,6 +147,13 @@
                 <w:lang w:val="vi-VN"/>
               </w:rPr>
             </w:pPr>
+            <w:r>
+              <w:rPr>
+                <w:b/>
+                <w:lang w:val="vi-VN"/>
+              </w:rPr>
+              <w:t>0050.0F63.A96D</w:t>
+            </w:r>
           </w:p>
         </w:tc>
         <w:tc>
@@ -160,6 +167,13 @@
                 <w:lang w:val="vi-VN"/>
               </w:rPr>
             </w:pPr>
+            <w:r>
+              <w:rPr>
+                <w:b/>
+                <w:lang w:val="vi-VN"/>
+              </w:rPr>
+              <w:t>192.168.1.1</w:t>
+            </w:r>
           </w:p>
         </w:tc>
       </w:tr>
@@ -203,6 +217,13 @@
                 <w:lang w:val="vi-VN"/>
               </w:rPr>
             </w:pPr>
+            <w:r>
+              <w:rPr>
+                <w:b/>
+                <w:lang w:val="vi-VN"/>
+              </w:rPr>
+              <w:t>0001.C992.E801</w:t>
+            </w:r>
           </w:p>
         </w:tc>
         <w:tc>
@@ -216,6 +237,13 @@
                 <w:lang w:val="vi-VN"/>
               </w:rPr>
             </w:pPr>
+            <w:r>
+              <w:rPr>
+                <w:b/>
+                <w:lang w:val="vi-VN"/>
+              </w:rPr>
+              <w:t>192.168.1.254</w:t>
+            </w:r>
           </w:p>
         </w:tc>
       </w:tr>
@@ -259,6 +287,13 @@
                 <w:lang w:val="vi-VN"/>
               </w:rPr>
             </w:pPr>
+            <w:r>
+              <w:rPr>
+                <w:b/>
+                <w:lang w:val="vi-VN"/>
+              </w:rPr>
+              <w:t>0001.C992.E802</w:t>
+            </w:r>
           </w:p>
         </w:tc>
         <w:tc>
@@ -272,6 +307,13 @@
                 <w:lang w:val="vi-VN"/>
               </w:rPr>
             </w:pPr>
+            <w:r>
+              <w:rPr>
+                <w:b/>
+                <w:lang w:val="vi-VN"/>
+              </w:rPr>
+              <w:t>192.168.2.1</w:t>
+            </w:r>
           </w:p>
         </w:tc>
       </w:tr>
@@ -308,6 +350,13 @@
                 <w:lang w:val="vi-VN"/>
               </w:rPr>
             </w:pPr>
+            <w:r>
+              <w:rPr>
+                <w:b/>
+                <w:lang w:val="vi-VN"/>
+              </w:rPr>
+              <w:t>0060.3E4C.B396</w:t>
+            </w:r>
           </w:p>
         </w:tc>
         <w:tc>
@@ -321,6 +370,13 @@
                 <w:lang w:val="vi-VN"/>
               </w:rPr>
             </w:pPr>
+            <w:r>
+              <w:rPr>
+                <w:b/>
+                <w:lang w:val="vi-VN"/>
+              </w:rPr>
+              <w:t>192.168.2.2</w:t>
+            </w:r>
           </w:p>
         </w:tc>
       </w:tr>
@@ -550,12 +606,14 @@
             <w:pPr>
               <w:rPr>
                 <w:b/>
-                <w:lang w:val="vi-VN"/>
-              </w:rPr>
-            </w:pPr>
-            <w:r>
-              <w:rPr>
-                <w:b/>
+                <w:highlight w:val="yellow"/>
+                <w:lang w:val="vi-VN"/>
+              </w:rPr>
+            </w:pPr>
+            <w:r>
+              <w:rPr>
+                <w:b/>
+                <w:highlight w:val="yellow"/>
                 <w:lang w:val="vi-VN"/>
               </w:rPr>
               <w:t xml:space="preserve">PC1 </w:t>
@@ -563,6 +621,7 @@
             <w:r>
               <w:rPr>
                 <w:b/>
+                <w:highlight w:val="yellow"/>
                 <w:lang w:val="en-US"/>
               </w:rPr>
               <w:sym w:font="Wingdings" w:char="F0F0"/>
@@ -570,6 +629,7 @@
             <w:r>
               <w:rPr>
                 <w:b/>
+                <w:highlight w:val="yellow"/>
                 <w:lang w:val="vi-VN"/>
               </w:rPr>
               <w:t xml:space="preserve"> </w:t>
@@ -577,6 +637,7 @@
             <w:r>
               <w:rPr>
                 <w:b/>
+                <w:highlight w:val="yellow"/>
                 <w:lang w:val="en-US"/>
               </w:rPr>
               <w:t>R.1</w:t>
@@ -594,6 +655,13 @@
                 <w:lang w:val="vi-VN"/>
               </w:rPr>
             </w:pPr>
+            <w:r>
+              <w:rPr>
+                <w:b/>
+                <w:lang w:val="vi-VN"/>
+              </w:rPr>
+              <w:t>0050.0F63.A96D</w:t>
+            </w:r>
           </w:p>
         </w:tc>
         <w:tc>
@@ -607,6 +675,13 @@
                 <w:lang w:val="vi-VN"/>
               </w:rPr>
             </w:pPr>
+            <w:r>
+              <w:rPr>
+                <w:b/>
+                <w:lang w:val="vi-VN"/>
+              </w:rPr>
+              <w:t>192.168.1.1</w:t>
+            </w:r>
           </w:p>
         </w:tc>
         <w:tc>
@@ -620,6 +695,13 @@
                 <w:lang w:val="vi-VN"/>
               </w:rPr>
             </w:pPr>
+            <w:r>
+              <w:rPr>
+                <w:b/>
+                <w:lang w:val="vi-VN"/>
+              </w:rPr>
+              <w:t>0001.C992.E801</w:t>
+            </w:r>
           </w:p>
         </w:tc>
         <w:tc>
@@ -633,6 +715,13 @@
                 <w:lang w:val="vi-VN"/>
               </w:rPr>
             </w:pPr>
+            <w:r>
+              <w:rPr>
+                <w:b/>
+                <w:lang w:val="vi-VN"/>
+              </w:rPr>
+              <w:t>192.168.2.2</w:t>
+            </w:r>
           </w:p>
         </w:tc>
       </w:tr>
@@ -645,12 +734,14 @@
             <w:pPr>
               <w:rPr>
                 <w:b/>
-                <w:lang w:val="en-US"/>
-              </w:rPr>
-            </w:pPr>
-            <w:r>
-              <w:rPr>
-                <w:b/>
+                <w:highlight w:val="yellow"/>
+                <w:lang w:val="en-US"/>
+              </w:rPr>
+            </w:pPr>
+            <w:r>
+              <w:rPr>
+                <w:b/>
+                <w:highlight w:val="yellow"/>
                 <w:lang w:val="en-US"/>
               </w:rPr>
               <w:t>R.2</w:t>
@@ -658,6 +749,7 @@
             <w:r>
               <w:rPr>
                 <w:b/>
+                <w:highlight w:val="yellow"/>
                 <w:lang w:val="vi-VN"/>
               </w:rPr>
               <w:t xml:space="preserve"> </w:t>
@@ -665,6 +757,7 @@
             <w:r>
               <w:rPr>
                 <w:b/>
+                <w:highlight w:val="yellow"/>
                 <w:lang w:val="en-US"/>
               </w:rPr>
               <w:sym w:font="Wingdings" w:char="F0F0"/>
@@ -672,6 +765,7 @@
             <w:r>
               <w:rPr>
                 <w:b/>
+                <w:highlight w:val="yellow"/>
                 <w:lang w:val="vi-VN"/>
               </w:rPr>
               <w:t xml:space="preserve"> PC</w:t>
@@ -679,6 +773,7 @@
             <w:r>
               <w:rPr>
                 <w:b/>
+                <w:highlight w:val="yellow"/>
                 <w:lang w:val="en-US"/>
               </w:rPr>
               <w:t>2</w:t>
@@ -696,6 +791,13 @@
                 <w:lang w:val="vi-VN"/>
               </w:rPr>
             </w:pPr>
+            <w:r>
+              <w:rPr>
+                <w:b/>
+                <w:lang w:val="vi-VN"/>
+              </w:rPr>
+              <w:t>0001.C992.E802</w:t>
+            </w:r>
           </w:p>
         </w:tc>
         <w:tc>
@@ -709,6 +811,13 @@
                 <w:lang w:val="vi-VN"/>
               </w:rPr>
             </w:pPr>
+            <w:r>
+              <w:rPr>
+                <w:b/>
+                <w:lang w:val="vi-VN"/>
+              </w:rPr>
+              <w:t>192.168.1.1</w:t>
+            </w:r>
           </w:p>
         </w:tc>
         <w:tc>
@@ -722,6 +831,13 @@
                 <w:lang w:val="vi-VN"/>
               </w:rPr>
             </w:pPr>
+            <w:r>
+              <w:rPr>
+                <w:b/>
+                <w:lang w:val="vi-VN"/>
+              </w:rPr>
+              <w:t>0060.3E4C.B396</w:t>
+            </w:r>
           </w:p>
         </w:tc>
         <w:tc>
@@ -735,6 +851,13 @@
                 <w:lang w:val="vi-VN"/>
               </w:rPr>
             </w:pPr>
+            <w:r>
+              <w:rPr>
+                <w:b/>
+                <w:lang w:val="vi-VN"/>
+              </w:rPr>
+              <w:t>192.168.2.2</w:t>
+            </w:r>
           </w:p>
         </w:tc>
       </w:tr>
@@ -790,14 +913,7 @@
                 <w:b/>
                 <w:lang w:val="en-US"/>
               </w:rPr>
-              <w:t>R.</w:t>
-            </w:r>
-            <w:r>
-              <w:rPr>
-                <w:b/>
-                <w:lang w:val="en-US"/>
-              </w:rPr>
-              <w:t>2</w:t>
+              <w:t>R.2</w:t>
             </w:r>
           </w:p>
         </w:tc>
@@ -812,6 +928,13 @@
                 <w:lang w:val="vi-VN"/>
               </w:rPr>
             </w:pPr>
+            <w:r>
+              <w:rPr>
+                <w:b/>
+                <w:lang w:val="vi-VN"/>
+              </w:rPr>
+              <w:t>0060.3E4C.B396</w:t>
+            </w:r>
           </w:p>
         </w:tc>
         <w:tc>
@@ -825,6 +948,13 @@
                 <w:lang w:val="vi-VN"/>
               </w:rPr>
             </w:pPr>
+            <w:r>
+              <w:rPr>
+                <w:b/>
+                <w:lang w:val="vi-VN"/>
+              </w:rPr>
+              <w:t>192.168.2.2</w:t>
+            </w:r>
           </w:p>
         </w:tc>
         <w:tc>
@@ -838,6 +968,13 @@
                 <w:lang w:val="vi-VN"/>
               </w:rPr>
             </w:pPr>
+            <w:r>
+              <w:rPr>
+                <w:b/>
+                <w:lang w:val="vi-VN"/>
+              </w:rPr>
+              <w:t>0001.C992.E802</w:t>
+            </w:r>
           </w:p>
         </w:tc>
         <w:tc>
@@ -851,6 +988,13 @@
                 <w:lang w:val="vi-VN"/>
               </w:rPr>
             </w:pPr>
+            <w:r>
+              <w:rPr>
+                <w:b/>
+                <w:lang w:val="vi-VN"/>
+              </w:rPr>
+              <w:t>192.168.1.1</w:t>
+            </w:r>
           </w:p>
         </w:tc>
       </w:tr>
@@ -871,14 +1015,7 @@
                 <w:b/>
                 <w:lang w:val="en-US"/>
               </w:rPr>
-              <w:t>R.</w:t>
-            </w:r>
-            <w:r>
-              <w:rPr>
-                <w:b/>
-                <w:lang w:val="en-US"/>
-              </w:rPr>
-              <w:t>1</w:t>
+              <w:t>R.1</w:t>
             </w:r>
             <w:r>
               <w:rPr>
@@ -899,14 +1036,7 @@
                 <w:b/>
                 <w:lang w:val="vi-VN"/>
               </w:rPr>
-              <w:t xml:space="preserve"> PC</w:t>
-            </w:r>
-            <w:r>
-              <w:rPr>
-                <w:b/>
-                <w:lang w:val="vi-VN"/>
-              </w:rPr>
-              <w:t>1</w:t>
+              <w:t xml:space="preserve"> PC1</w:t>
             </w:r>
           </w:p>
         </w:tc>
@@ -921,6 +1051,13 @@
                 <w:lang w:val="vi-VN"/>
               </w:rPr>
             </w:pPr>
+            <w:r>
+              <w:rPr>
+                <w:b/>
+                <w:lang w:val="vi-VN"/>
+              </w:rPr>
+              <w:t>0001.C992.E801</w:t>
+            </w:r>
           </w:p>
         </w:tc>
         <w:tc>
@@ -934,6 +1071,13 @@
                 <w:lang w:val="vi-VN"/>
               </w:rPr>
             </w:pPr>
+            <w:r>
+              <w:rPr>
+                <w:b/>
+                <w:lang w:val="vi-VN"/>
+              </w:rPr>
+              <w:t>192.168.2.2</w:t>
+            </w:r>
           </w:p>
         </w:tc>
         <w:tc>
@@ -947,6 +1091,13 @@
                 <w:lang w:val="vi-VN"/>
               </w:rPr>
             </w:pPr>
+            <w:r>
+              <w:rPr>
+                <w:b/>
+                <w:lang w:val="vi-VN"/>
+              </w:rPr>
+              <w:t>0050.0F63.A96D</w:t>
+            </w:r>
           </w:p>
         </w:tc>
         <w:tc>
@@ -960,6 +1111,13 @@
                 <w:lang w:val="vi-VN"/>
               </w:rPr>
             </w:pPr>
+            <w:r>
+              <w:rPr>
+                <w:b/>
+                <w:lang w:val="vi-VN"/>
+              </w:rPr>
+              <w:t>192.168.1.1</w:t>
+            </w:r>
           </w:p>
         </w:tc>
       </w:tr>
@@ -1941,7 +2099,21 @@
           <w:b/>
           <w:lang w:val="vi-VN"/>
         </w:rPr>
-        <w:t xml:space="preserve"> PC1 đến PC4 và ngược lại</w:t>
+        <w:t xml:space="preserve"> PC1 đến PC</w:t>
+      </w:r>
+      <w:r>
+        <w:rPr>
+          <w:b/>
+          <w:lang w:val="en-US"/>
+        </w:rPr>
+        <w:t>5</w:t>
+      </w:r>
+      <w:r>
+        <w:rPr>
+          <w:b/>
+          <w:lang w:val="vi-VN"/>
+        </w:rPr>
+        <w:t xml:space="preserve"> và ngược lại</w:t>
       </w:r>
     </w:p>
     <w:tbl>
